--- a/odigoi/0_Preparatory lab_Docker-Desktop-wsl.docx
+++ b/odigoi/0_Preparatory lab_Docker-Desktop-wsl.docx
@@ -20,7 +20,7 @@
           <w:sz w:val="22"/>
           <w:szCs w:val="22"/>
         </w:rPr>
-        <w:id w:val="-508360192"/>
+        <w:id w:val="859318568"/>
         <w:docPartObj>
           <w:docPartGallery w:val="Table of Contents"/>
           <w:docPartUnique/>
@@ -48,7 +48,7 @@
               <w:kern w:val="2"/>
               <w:sz w:val="24"/>
               <w:szCs w:val="24"/>
-              <w:lang w:val="el-GR" w:eastAsia="el-GR" w:bidi="he-IL"/>
+              <w:lang w:val="el-GR" w:eastAsia="el-GR"/>
               <w14:ligatures w14:val="standardContextual"/>
             </w:rPr>
           </w:pPr>
@@ -61,7 +61,7 @@
           <w:r>
             <w:fldChar w:fldCharType="separate"/>
           </w:r>
-          <w:hyperlink w:anchor="_Toc224590025" w:history="1">
+          <w:hyperlink w:anchor="_Toc224640965" w:history="1">
             <w:r>
               <w:rPr>
                 <w:rStyle w:val="Hyperlink"/>
@@ -88,7 +88,7 @@
                 <w:noProof/>
                 <w:webHidden/>
               </w:rPr>
-              <w:instrText xml:space="preserve"> PAGEREF _Toc224590025 \h </w:instrText>
+              <w:instrText xml:space="preserve"> PAGEREF _Toc224640965 \h </w:instrText>
             </w:r>
             <w:r>
               <w:rPr>
@@ -131,11 +131,11 @@
               <w:kern w:val="2"/>
               <w:sz w:val="24"/>
               <w:szCs w:val="24"/>
-              <w:lang w:val="el-GR" w:eastAsia="el-GR" w:bidi="he-IL"/>
+              <w:lang w:val="el-GR" w:eastAsia="el-GR"/>
               <w14:ligatures w14:val="standardContextual"/>
             </w:rPr>
           </w:pPr>
-          <w:hyperlink w:anchor="_Toc224590026" w:history="1">
+          <w:hyperlink w:anchor="_Toc224640966" w:history="1">
             <w:r>
               <w:rPr>
                 <w:rStyle w:val="Hyperlink"/>
@@ -162,7 +162,7 @@
                 <w:noProof/>
                 <w:webHidden/>
               </w:rPr>
-              <w:instrText xml:space="preserve"> PAGEREF _Toc224590026 \h </w:instrText>
+              <w:instrText xml:space="preserve"> PAGEREF _Toc224640966 \h </w:instrText>
             </w:r>
             <w:r>
               <w:rPr>
@@ -205,11 +205,11 @@
               <w:kern w:val="2"/>
               <w:sz w:val="24"/>
               <w:szCs w:val="24"/>
-              <w:lang w:val="el-GR" w:eastAsia="el-GR" w:bidi="he-IL"/>
+              <w:lang w:val="el-GR" w:eastAsia="el-GR"/>
               <w14:ligatures w14:val="standardContextual"/>
             </w:rPr>
           </w:pPr>
-          <w:hyperlink w:anchor="_Toc224590027" w:history="1">
+          <w:hyperlink w:anchor="_Toc224640967" w:history="1">
             <w:r>
               <w:rPr>
                 <w:rStyle w:val="Hyperlink"/>
@@ -236,7 +236,7 @@
                 <w:noProof/>
                 <w:webHidden/>
               </w:rPr>
-              <w:instrText xml:space="preserve"> PAGEREF _Toc224590027 \h </w:instrText>
+              <w:instrText xml:space="preserve"> PAGEREF _Toc224640967 \h </w:instrText>
             </w:r>
             <w:r>
               <w:rPr>
@@ -279,11 +279,11 @@
               <w:kern w:val="2"/>
               <w:sz w:val="24"/>
               <w:szCs w:val="24"/>
-              <w:lang w:val="el-GR" w:eastAsia="el-GR" w:bidi="he-IL"/>
+              <w:lang w:val="el-GR" w:eastAsia="el-GR"/>
               <w14:ligatures w14:val="standardContextual"/>
             </w:rPr>
           </w:pPr>
-          <w:hyperlink w:anchor="_Toc224590028" w:history="1">
+          <w:hyperlink w:anchor="_Toc224640968" w:history="1">
             <w:r>
               <w:rPr>
                 <w:rStyle w:val="Hyperlink"/>
@@ -310,7 +310,7 @@
                 <w:noProof/>
                 <w:webHidden/>
               </w:rPr>
-              <w:instrText xml:space="preserve"> PAGEREF _Toc224590028 \h </w:instrText>
+              <w:instrText xml:space="preserve"> PAGEREF _Toc224640968 \h </w:instrText>
             </w:r>
             <w:r>
               <w:rPr>
@@ -358,7 +358,7 @@
         <w:pStyle w:val="Heading1"/>
       </w:pPr>
       <w:bookmarkStart w:id="0" w:name="Xa4e9401f611e4544686c7604fb6b1c5421c39d0"/>
-      <w:bookmarkStart w:id="1" w:name="_Toc224590025"/>
+      <w:bookmarkStart w:id="1" w:name="_Toc224640965"/>
       <w:r>
         <w:t>1. Ενεργοποίηση WSL και Virtual Machine Platform</w:t>
       </w:r>
@@ -404,7 +404,7 @@
         </w:rPr>
         <w:lastRenderedPageBreak/>
         <w:drawing>
-          <wp:inline distT="0" distB="0" distL="0" distR="0" wp14:anchorId="1378D444" wp14:editId="1D73DF57">
+          <wp:inline distT="0" distB="0" distL="0" distR="0" wp14:anchorId="38CC05C3" wp14:editId="0605D8D1">
             <wp:extent cx="4398745" cy="6429675"/>
             <wp:effectExtent l="0" t="0" r="0" b="0"/>
             <wp:docPr id="22" name="Picture" descr="Εικόνα 1"/>
@@ -529,7 +529,7 @@
         </w:rPr>
         <w:lastRenderedPageBreak/>
         <w:drawing>
-          <wp:inline distT="0" distB="0" distL="0" distR="0" wp14:anchorId="014BCDA6" wp14:editId="541CFFE4">
+          <wp:inline distT="0" distB="0" distL="0" distR="0" wp14:anchorId="295B8EA3" wp14:editId="387BCC58">
             <wp:extent cx="6692900" cy="3783205"/>
             <wp:effectExtent l="0" t="0" r="0" b="0"/>
             <wp:docPr id="25" name="Picture" descr="Εικόνα 2"/>
@@ -580,7 +580,7 @@
           <w:noProof/>
         </w:rPr>
         <w:drawing>
-          <wp:inline distT="0" distB="0" distL="0" distR="0" wp14:anchorId="7791BC92" wp14:editId="2CFC242D">
+          <wp:inline distT="0" distB="0" distL="0" distR="0" wp14:anchorId="005B309A" wp14:editId="45643540">
             <wp:extent cx="6692900" cy="912378"/>
             <wp:effectExtent l="0" t="0" r="0" b="0"/>
             <wp:docPr id="28" name="Picture" descr="Εικόνα 2"/>
@@ -627,7 +627,7 @@
         <w:pStyle w:val="Heading2"/>
       </w:pPr>
       <w:bookmarkStart w:id="2" w:name="X009f505e58518c4b2873eaddafb587b2db7ff7f"/>
-      <w:bookmarkStart w:id="3" w:name="_Toc224590026"/>
+      <w:bookmarkStart w:id="3" w:name="_Toc224640966"/>
       <w:r>
         <w:t>1.1 Ρύθμιση Ubuntu</w:t>
       </w:r>
@@ -662,7 +662,7 @@
         </w:rPr>
         <w:lastRenderedPageBreak/>
         <w:drawing>
-          <wp:inline distT="0" distB="0" distL="0" distR="0" wp14:anchorId="6004A4FE" wp14:editId="2D3A8B87">
+          <wp:inline distT="0" distB="0" distL="0" distR="0" wp14:anchorId="305B9FA9" wp14:editId="4608DC3A">
             <wp:extent cx="6063915" cy="4032985"/>
             <wp:effectExtent l="0" t="0" r="0" b="0"/>
             <wp:docPr id="31" name="Picture" descr="Εικόνα 4"/>
@@ -728,7 +728,7 @@
           <w:noProof/>
         </w:rPr>
         <w:drawing>
-          <wp:inline distT="0" distB="0" distL="0" distR="0" wp14:anchorId="3A07790F" wp14:editId="4BBC0512">
+          <wp:inline distT="0" distB="0" distL="0" distR="0" wp14:anchorId="5CF581FF" wp14:editId="5189072D">
             <wp:extent cx="6692900" cy="834345"/>
             <wp:effectExtent l="0" t="0" r="0" b="0"/>
             <wp:docPr id="34" name="Picture" descr="Εικόνα 7"/>
@@ -775,7 +775,7 @@
         <w:pStyle w:val="Heading2"/>
       </w:pPr>
       <w:bookmarkStart w:id="4" w:name="Xeef08ca07b0e8849bea288f4be2ce8c79183f50"/>
-      <w:bookmarkStart w:id="5" w:name="_Toc224590027"/>
+      <w:bookmarkStart w:id="5" w:name="_Toc224640967"/>
       <w:bookmarkEnd w:id="2"/>
       <w:r>
         <w:t>1.2 Αναβάθμιση και ενημερώσεις</w:t>
@@ -907,7 +907,7 @@
           <w:noProof/>
         </w:rPr>
         <w:drawing>
-          <wp:inline distT="0" distB="0" distL="0" distR="0" wp14:anchorId="071B6E77" wp14:editId="4269866D">
+          <wp:inline distT="0" distB="0" distL="0" distR="0" wp14:anchorId="10E526A3" wp14:editId="4207F429">
             <wp:extent cx="4321743" cy="750770"/>
             <wp:effectExtent l="0" t="0" r="0" b="0"/>
             <wp:docPr id="38" name="Picture" descr="Εικόνα 2"/>
@@ -1107,7 +1107,7 @@
         <w:pStyle w:val="Heading1"/>
       </w:pPr>
       <w:bookmarkStart w:id="6" w:name="Xc3b4038992765ce9010241177f323f147dd6d13"/>
-      <w:bookmarkStart w:id="7" w:name="_Toc224590028"/>
+      <w:bookmarkStart w:id="7" w:name="_Toc224640968"/>
       <w:bookmarkEnd w:id="0"/>
       <w:bookmarkEnd w:id="4"/>
       <w:r>
@@ -1154,7 +1154,7 @@
           <w:noProof/>
         </w:rPr>
         <w:drawing>
-          <wp:inline distT="0" distB="0" distL="0" distR="0" wp14:anchorId="6556CA1A" wp14:editId="4D9444BA">
+          <wp:inline distT="0" distB="0" distL="0" distR="0" wp14:anchorId="462EA488" wp14:editId="066AD4DE">
             <wp:extent cx="6692900" cy="4471964"/>
             <wp:effectExtent l="0" t="0" r="0" b="0"/>
             <wp:docPr id="44" name="Picture" descr="Εικόνα 18"/>
@@ -1239,7 +1239,7 @@
           <w:noProof/>
         </w:rPr>
         <w:drawing>
-          <wp:inline distT="0" distB="0" distL="0" distR="0" wp14:anchorId="4C1D6205" wp14:editId="1E463A7A">
+          <wp:inline distT="0" distB="0" distL="0" distR="0" wp14:anchorId="4B750BDC" wp14:editId="6454CE23">
             <wp:extent cx="6692900" cy="1599019"/>
             <wp:effectExtent l="0" t="0" r="0" b="0"/>
             <wp:docPr id="47" name="Picture" descr="Εικόνα 11"/>
@@ -1333,7 +1333,7 @@
           <w:noProof/>
         </w:rPr>
         <w:drawing>
-          <wp:inline distT="0" distB="0" distL="0" distR="0" wp14:anchorId="073E19F0" wp14:editId="7475C7D4">
+          <wp:inline distT="0" distB="0" distL="0" distR="0" wp14:anchorId="2474FF0A" wp14:editId="3768F2CF">
             <wp:extent cx="6692900" cy="4615132"/>
             <wp:effectExtent l="0" t="0" r="0" b="0"/>
             <wp:docPr id="50" name="Picture" descr="Εικόνα 8"/>
@@ -1393,7 +1393,7 @@
         </w:rPr>
         <w:lastRenderedPageBreak/>
         <w:drawing>
-          <wp:inline distT="0" distB="0" distL="0" distR="0" wp14:anchorId="65800055" wp14:editId="7A99A181">
+          <wp:inline distT="0" distB="0" distL="0" distR="0" wp14:anchorId="5037B050" wp14:editId="0373C0FC">
             <wp:extent cx="6692900" cy="2919863"/>
             <wp:effectExtent l="0" t="0" r="0" b="0"/>
             <wp:docPr id="53" name="Picture" descr="Εικόνα 3"/>
@@ -1535,7 +1535,7 @@
           <w:noProof/>
         </w:rPr>
         <w:drawing>
-          <wp:inline distT="0" distB="0" distL="0" distR="0" wp14:anchorId="72D5CFE4" wp14:editId="0F954BC0">
+          <wp:inline distT="0" distB="0" distL="0" distR="0" wp14:anchorId="0ABF47CF" wp14:editId="673295E1">
             <wp:extent cx="6692900" cy="3622664"/>
             <wp:effectExtent l="0" t="0" r="0" b="0"/>
             <wp:docPr id="56" name="Picture" descr="Εικόνα 21"/>
@@ -1612,7 +1612,7 @@
         </w:rPr>
         <w:lastRenderedPageBreak/>
         <w:drawing>
-          <wp:inline distT="0" distB="0" distL="0" distR="0" wp14:anchorId="6D87CA35" wp14:editId="0D653BB5">
+          <wp:inline distT="0" distB="0" distL="0" distR="0" wp14:anchorId="1AACD619" wp14:editId="739E2C22">
             <wp:extent cx="6692900" cy="4142408"/>
             <wp:effectExtent l="0" t="0" r="0" b="0"/>
             <wp:docPr id="59" name="Picture" descr="Εικόνα 12"/>
@@ -1738,7 +1738,7 @@
           <w:noProof/>
         </w:rPr>
         <w:drawing>
-          <wp:inline distT="0" distB="0" distL="0" distR="0" wp14:anchorId="7FB04A51" wp14:editId="29201524">
+          <wp:inline distT="0" distB="0" distL="0" distR="0" wp14:anchorId="16101741" wp14:editId="0258D8AE">
             <wp:extent cx="4918509" cy="952901"/>
             <wp:effectExtent l="0" t="0" r="0" b="0"/>
             <wp:docPr id="62" name="Picture" descr="Εικόνα 5"/>
@@ -1823,7 +1823,7 @@
           <w:noProof/>
         </w:rPr>
         <w:drawing>
-          <wp:inline distT="0" distB="0" distL="0" distR="0" wp14:anchorId="4ED7C88A" wp14:editId="47353464">
+          <wp:inline distT="0" distB="0" distL="0" distR="0" wp14:anchorId="257D4A4D" wp14:editId="52984391">
             <wp:extent cx="6692900" cy="4431561"/>
             <wp:effectExtent l="0" t="0" r="0" b="0"/>
             <wp:docPr id="65" name="Picture" descr="Εικόνα 25"/>
@@ -2095,7 +2095,7 @@
         <w:color w:val="666666"/>
         <w:sz w:val="18"/>
       </w:rPr>
-      <w:instrText xml:space="preserve"> STYLEREF "Heading 2" </w:instrText>
+      <w:instrText xml:space="preserve"> STYLEREF "Heading 1" </w:instrText>
     </w:r>
     <w:r>
       <w:rPr>
@@ -2110,7 +2110,7 @@
         <w:color w:val="666666"/>
         <w:sz w:val="18"/>
       </w:rPr>
-      <w:t>1.2 Αναβάθμιση και ενημερώσεις</w:t>
+      <w:t>2. Εγκατάσταση Docker Desktop</w:t>
     </w:r>
     <w:r>
       <w:rPr>
@@ -2163,7 +2163,7 @@
         <w:color w:val="666666"/>
         <w:sz w:val="18"/>
       </w:rPr>
-      <w:instrText xml:space="preserve"> STYLEREF "Heading 2" </w:instrText>
+      <w:instrText xml:space="preserve"> STYLEREF "Heading 1" </w:instrText>
     </w:r>
     <w:r>
       <w:rPr>
@@ -2178,7 +2178,7 @@
         <w:color w:val="666666"/>
         <w:sz w:val="18"/>
       </w:rPr>
-      <w:t>1.1 Ρύθμιση Ubuntu</w:t>
+      <w:t>1. Ενεργοποίηση WSL και Virtual Machine Platform</w:t>
     </w:r>
     <w:r>
       <w:rPr>
@@ -2367,7 +2367,7 @@
   <w:abstractNum w:abstractNumId="9" w15:restartNumberingAfterBreak="0">
     <w:nsid w:val="0000A990"/>
     <w:multiLevelType w:val="multilevel"/>
-    <w:tmpl w:val="EA320ED2"/>
+    <w:tmpl w:val="0EB0F45C"/>
     <w:lvl w:ilvl="0">
       <w:numFmt w:val="bullet"/>
       <w:lvlText w:val=" "/>
@@ -2441,34 +2441,34 @@
       </w:pPr>
     </w:lvl>
   </w:abstractNum>
-  <w:num w:numId="1" w16cid:durableId="1897426012">
+  <w:num w:numId="1" w16cid:durableId="1925841741">
     <w:abstractNumId w:val="8"/>
   </w:num>
-  <w:num w:numId="2" w16cid:durableId="198930968">
+  <w:num w:numId="2" w16cid:durableId="1057900800">
     <w:abstractNumId w:val="6"/>
   </w:num>
-  <w:num w:numId="3" w16cid:durableId="239874373">
+  <w:num w:numId="3" w16cid:durableId="1400900807">
     <w:abstractNumId w:val="5"/>
   </w:num>
-  <w:num w:numId="4" w16cid:durableId="1333677078">
+  <w:num w:numId="4" w16cid:durableId="2042588426">
     <w:abstractNumId w:val="4"/>
   </w:num>
-  <w:num w:numId="5" w16cid:durableId="1059207684">
+  <w:num w:numId="5" w16cid:durableId="890113492">
     <w:abstractNumId w:val="7"/>
   </w:num>
-  <w:num w:numId="6" w16cid:durableId="1785612942">
+  <w:num w:numId="6" w16cid:durableId="821391676">
     <w:abstractNumId w:val="3"/>
   </w:num>
-  <w:num w:numId="7" w16cid:durableId="1555390578">
+  <w:num w:numId="7" w16cid:durableId="1202791296">
     <w:abstractNumId w:val="2"/>
   </w:num>
-  <w:num w:numId="8" w16cid:durableId="124196970">
+  <w:num w:numId="8" w16cid:durableId="1942225951">
     <w:abstractNumId w:val="1"/>
   </w:num>
-  <w:num w:numId="9" w16cid:durableId="268699981">
+  <w:num w:numId="9" w16cid:durableId="1294946619">
     <w:abstractNumId w:val="0"/>
   </w:num>
-  <w:num w:numId="10" w16cid:durableId="1313439197">
+  <w:num w:numId="10" w16cid:durableId="1995909652">
     <w:abstractNumId w:val="9"/>
   </w:num>
 </w:numbering>
@@ -14289,7 +14289,7 @@
     <w:autoRedefine/>
     <w:uiPriority w:val="39"/>
     <w:unhideWhenUsed/>
-    <w:rsid w:val="00DB24F4"/>
+    <w:rsid w:val="008D6DC2"/>
     <w:pPr>
       <w:spacing w:after="100"/>
     </w:pPr>
@@ -14301,7 +14301,7 @@
     <w:autoRedefine/>
     <w:uiPriority w:val="39"/>
     <w:unhideWhenUsed/>
-    <w:rsid w:val="00DB24F4"/>
+    <w:rsid w:val="008D6DC2"/>
     <w:pPr>
       <w:spacing w:after="100"/>
       <w:ind w:left="220"/>
@@ -14312,7 +14312,7 @@
     <w:basedOn w:val="DefaultParagraphFont"/>
     <w:uiPriority w:val="99"/>
     <w:unhideWhenUsed/>
-    <w:rsid w:val="00DB24F4"/>
+    <w:rsid w:val="008D6DC2"/>
     <w:rPr>
       <w:color w:val="0000FF" w:themeColor="hyperlink"/>
       <w:u w:val="single"/>
